--- a/05-第五次/笔记/李冲 - 从ChatBot到Agent.docx
+++ b/05-第五次/笔记/李冲 - 从ChatBot到Agent.docx
@@ -20,24 +20,10 @@
     <w:p/>
     <w:p>
       <w:r>
-        <w:t>-介绍2022年12月，</w:t>
-      </w:r>
-      <w:proofErr w:type="spellStart"/>
-      <w:r>
-        <w:t>ChatGPT</w:t>
-      </w:r>
-      <w:proofErr w:type="spellEnd"/>
-      <w:r>
-        <w:t>发布以来，LLM到Agent的发展历史</w:t>
-      </w:r>
-    </w:p>
-    <w:p>
-      <w:pPr>
-        <w:rPr>
-          <w:rFonts w:hint="eastAsia"/>
-        </w:rPr>
-      </w:pPr>
-    </w:p>
+        <w:t>-介绍2022年12月，ChatGPT发布以来，LLM到Agent的发展历史</w:t>
+      </w:r>
+    </w:p>
+    <w:p/>
     <w:p>
       <w:pPr>
         <w:pStyle w:val="a3"/>
@@ -48,23 +34,7 @@
         <w:ind w:firstLineChars="0"/>
       </w:pPr>
       <w:r>
-        <w:t>2022年11月30日：</w:t>
-      </w:r>
-      <w:proofErr w:type="spellStart"/>
-      <w:r>
-        <w:t>OpenAI</w:t>
-      </w:r>
-      <w:proofErr w:type="spellEnd"/>
-      <w:r>
-        <w:t xml:space="preserve">发布 </w:t>
-      </w:r>
-      <w:proofErr w:type="spellStart"/>
-      <w:r>
-        <w:t>ChatGPT</w:t>
-      </w:r>
-      <w:proofErr w:type="spellEnd"/>
-      <w:r>
-        <w:t>（基于GPT-3.5）</w:t>
+        <w:t>2022年11月30日：OpenAI发布 ChatGPT（基于GPT-3.5）</w:t>
       </w:r>
       <w:r>
         <w:rPr>
@@ -141,21 +111,7 @@
         <w:rPr>
           <w:rFonts w:hint="eastAsia"/>
         </w:rPr>
-        <w:t>年5月，</w:t>
-      </w:r>
-      <w:proofErr w:type="spellStart"/>
-      <w:r>
-        <w:rPr>
-          <w:rFonts w:hint="eastAsia"/>
-        </w:rPr>
-        <w:t>Dify</w:t>
-      </w:r>
-      <w:proofErr w:type="spellEnd"/>
-      <w:r>
-        <w:rPr>
-          <w:rFonts w:hint="eastAsia"/>
-        </w:rPr>
-        <w:t>发布，</w:t>
+        <w:t>年5月，Dify发布，</w:t>
       </w:r>
       <w:r>
         <w:rPr>
@@ -189,19 +145,11 @@
         <w:rPr>
           <w:rFonts w:hint="eastAsia"/>
         </w:rPr>
-        <w:t>年6月，</w:t>
-      </w:r>
-      <w:proofErr w:type="spellStart"/>
-      <w:r>
-        <w:rPr>
-          <w:rFonts w:hint="eastAsia"/>
-        </w:rPr>
-        <w:t>Open</w:t>
+        <w:t>年6月，Open</w:t>
       </w:r>
       <w:r>
         <w:t>AI</w:t>
       </w:r>
-      <w:proofErr w:type="spellEnd"/>
       <w:r>
         <w:rPr>
           <w:rFonts w:hint="eastAsia"/>
@@ -412,19 +360,11 @@
         <w:rPr>
           <w:rFonts w:hint="eastAsia"/>
         </w:rPr>
-        <w:t>月，</w:t>
-      </w:r>
-      <w:proofErr w:type="spellStart"/>
-      <w:r>
-        <w:rPr>
-          <w:rFonts w:hint="eastAsia"/>
-        </w:rPr>
-        <w:t>Open</w:t>
+        <w:t>月，Open</w:t>
       </w:r>
       <w:r>
         <w:t>AI</w:t>
       </w:r>
-      <w:proofErr w:type="spellEnd"/>
       <w:r>
         <w:rPr>
           <w:rFonts w:hint="eastAsia"/>
@@ -740,7 +680,6 @@
       <w:r>
         <w:t>1月，</w:t>
       </w:r>
-      <w:proofErr w:type="spellStart"/>
       <w:r>
         <w:rPr>
           <w:rFonts w:hint="eastAsia"/>
@@ -748,31 +687,13 @@
         <w:t>O</w:t>
       </w:r>
       <w:r>
-        <w:t>penClaw</w:t>
-      </w:r>
-      <w:proofErr w:type="spellEnd"/>
-      <w:r>
-        <w:t>发布，可远程接入聊天应用操控电脑，</w:t>
-      </w:r>
-      <w:r>
-        <w:rPr>
-          <w:rFonts w:hint="eastAsia"/>
-        </w:rPr>
-        <w:t>成为</w:t>
-      </w:r>
-      <w:proofErr w:type="spellStart"/>
-      <w:r>
-        <w:rPr>
-          <w:rFonts w:hint="eastAsia"/>
-        </w:rPr>
-        <w:t>Github</w:t>
-      </w:r>
-      <w:proofErr w:type="spellEnd"/>
-      <w:r>
-        <w:rPr>
-          <w:rFonts w:hint="eastAsia"/>
-        </w:rPr>
-        <w:t>里历史</w:t>
+        <w:t>penClaw发布，可远程接入聊天应用操控电脑，</w:t>
+      </w:r>
+      <w:r>
+        <w:rPr>
+          <w:rFonts w:hint="eastAsia"/>
+        </w:rPr>
+        <w:t>成为Github里历史</w:t>
       </w:r>
       <w:r>
         <w:t>长最快的项目</w:t>
@@ -843,9 +764,6 @@
       <w:pPr>
         <w:pStyle w:val="a3"/>
         <w:ind w:left="420" w:firstLineChars="0" w:firstLine="0"/>
-        <w:rPr>
-          <w:rFonts w:hint="eastAsia"/>
-        </w:rPr>
       </w:pPr>
     </w:p>
     <w:p>
@@ -906,9 +824,6 @@
           <w:numId w:val="2"/>
         </w:numPr>
         <w:ind w:firstLineChars="0"/>
-        <w:rPr>
-          <w:rFonts w:hint="eastAsia"/>
-        </w:rPr>
       </w:pPr>
       <w:r>
         <w:rPr>
@@ -942,13 +857,7 @@
         <w:t>2. 依据：Agent 怎样检索资料、核查回答？</w:t>
       </w:r>
     </w:p>
-    <w:p>
-      <w:pPr>
-        <w:rPr>
-          <w:rFonts w:hint="eastAsia"/>
-        </w:rPr>
-      </w:pPr>
-    </w:p>
+    <w:p/>
     <w:p>
       <w:r>
         <w:t>什么是检索增强生成（RAG）？</w:t>
@@ -956,11 +865,6 @@
     </w:p>
     <w:p/>
     <w:p>
-      <w:pPr>
-        <w:rPr>
-          <w:rFonts w:hint="eastAsia"/>
-        </w:rPr>
-      </w:pPr>
       <w:r>
         <w:rPr>
           <w:rFonts w:hint="eastAsia"/>
@@ -983,13 +887,7 @@
         <w:t>，以减少幻觉，突破知识截止，保护私有数据。</w:t>
       </w:r>
     </w:p>
-    <w:p>
-      <w:pPr>
-        <w:rPr>
-          <w:rFonts w:hint="eastAsia"/>
-        </w:rPr>
-      </w:pPr>
-    </w:p>
+    <w:p/>
     <w:p>
       <w:r>
         <w:t>Agent 如何通过知识库、联网搜索或本地文件检索获取资料，并核查回答是否得到来源支持？</w:t>
@@ -1006,16 +904,22 @@
         <w:rPr>
           <w:rFonts w:hint="eastAsia"/>
         </w:rPr>
-        <w:t>不论哪种资料来源，Agent都会经历</w:t>
-      </w:r>
-    </w:p>
-    <w:p>
-      <w:pPr>
-        <w:rPr>
-          <w:rFonts w:hint="eastAsia"/>
-        </w:rPr>
-      </w:pPr>
-    </w:p>
+        <w:t>Agent</w:t>
+      </w:r>
+      <w:r>
+        <w:rPr>
+          <w:rFonts w:hint="eastAsia"/>
+        </w:rPr>
+        <w:t>通过工具调用访问外部数据源。检索曾的核心是：Agent根据用户意图，决定调用哪个检索工具，工具在后台执行具体的检索逻辑，并将结构化的结果返回给模型。最终在验证层，通过预设的框架</w:t>
+      </w:r>
+      <w:r>
+        <w:rPr>
+          <w:rFonts w:hint="eastAsia"/>
+        </w:rPr>
+        <w:t xml:space="preserve"> 检查回答是否得到检索证据的支持，若发现支撑不足，则触发重新检索或修正输出。</w:t>
+      </w:r>
+    </w:p>
+    <w:p/>
     <w:p>
       <w:pPr>
         <w:rPr>
@@ -1039,11 +943,6 @@
     </w:p>
     <w:p/>
     <w:p>
-      <w:pPr>
-        <w:rPr>
-          <w:rFonts w:hint="eastAsia"/>
-        </w:rPr>
-      </w:pPr>
       <w:r>
         <w:t>Skills（技能包）是系统化、可持久调用的 AI 工作流与能力组件</w:t>
       </w:r>
@@ -1098,13 +997,7 @@
         <w:t>。</w:t>
       </w:r>
     </w:p>
-    <w:p>
-      <w:pPr>
-        <w:rPr>
-          <w:rFonts w:hint="eastAsia"/>
-        </w:rPr>
-      </w:pPr>
-    </w:p>
+    <w:p/>
     <w:p>
       <w:r>
         <w:t>- 结合自己的研究，举一个可以封装成 Skill 的任务。</w:t>
@@ -1112,11 +1005,6 @@
     </w:p>
     <w:p/>
     <w:p>
-      <w:pPr>
-        <w:rPr>
-          <w:rFonts w:hint="eastAsia"/>
-        </w:rPr>
-      </w:pPr>
       <w:r>
         <w:rPr>
           <w:rFonts w:hint="eastAsia"/>
@@ -1124,13 +1012,7 @@
         <w:t>可以将论文手稿中的文献格式，图片编号的检查等等封装为Skill</w:t>
       </w:r>
     </w:p>
-    <w:p>
-      <w:pPr>
-        <w:rPr>
-          <w:rFonts w:hint="eastAsia"/>
-        </w:rPr>
-      </w:pPr>
-    </w:p>
+    <w:p/>
     <w:p>
       <w:pPr>
         <w:rPr>
@@ -1149,52 +1031,11 @@
     <w:p/>
     <w:p>
       <w:r>
-        <w:t>- 国产的模型家族（</w:t>
-      </w:r>
-      <w:proofErr w:type="spellStart"/>
-      <w:r>
-        <w:t>DeepSeek</w:t>
-      </w:r>
-      <w:proofErr w:type="spellEnd"/>
-      <w:r>
-        <w:t>、</w:t>
-      </w:r>
-      <w:proofErr w:type="spellStart"/>
-      <w:r>
-        <w:t>Qwen</w:t>
-      </w:r>
-      <w:proofErr w:type="spellEnd"/>
-      <w:r>
-        <w:t>、Kimi、GLM、</w:t>
-      </w:r>
-      <w:proofErr w:type="spellStart"/>
-      <w:r>
-        <w:t>Doubao</w:t>
-      </w:r>
-      <w:proofErr w:type="spellEnd"/>
-      <w:r>
-        <w:t>、</w:t>
-      </w:r>
-      <w:proofErr w:type="spellStart"/>
-      <w:r>
-        <w:t>MiniMax</w:t>
-      </w:r>
-      <w:proofErr w:type="spellEnd"/>
-      <w:r>
-        <w:t>、</w:t>
-      </w:r>
-      <w:proofErr w:type="spellStart"/>
-      <w:r>
-        <w:t>MiMo</w:t>
-      </w:r>
-      <w:proofErr w:type="spellEnd"/>
-      <w:r>
-        <w:t>等等），它们的能力有什么区别？</w:t>
-      </w:r>
-    </w:p>
-    <w:p/>
-    <w:p>
-      <w:proofErr w:type="spellStart"/>
+        <w:t>- 国产的模型家族（DeepSeek、Qwen、Kimi、GLM、Doubao、MiniMax、MiMo等等），它们的能力有什么区别？</w:t>
+      </w:r>
+    </w:p>
+    <w:p/>
+    <w:p>
       <w:r>
         <w:rPr>
           <w:rFonts w:hint="eastAsia"/>
@@ -1208,14 +1049,7 @@
         <w:rPr>
           <w:rFonts w:hint="eastAsia"/>
         </w:rPr>
-        <w:t>eek</w:t>
-      </w:r>
-      <w:proofErr w:type="spellEnd"/>
-      <w:r>
-        <w:rPr>
-          <w:rFonts w:hint="eastAsia"/>
-        </w:rPr>
-        <w:t>：极致的性价比</w:t>
+        <w:t>eek：极致的性价比</w:t>
       </w:r>
       <w:r>
         <w:rPr>
@@ -1225,7 +1059,6 @@
       </w:r>
     </w:p>
     <w:p>
-      <w:proofErr w:type="spellStart"/>
       <w:r>
         <w:t>Q</w:t>
       </w:r>
@@ -1233,14 +1066,7 @@
         <w:rPr>
           <w:rFonts w:hint="eastAsia"/>
         </w:rPr>
-        <w:t>wen</w:t>
-      </w:r>
-      <w:proofErr w:type="spellEnd"/>
-      <w:r>
-        <w:rPr>
-          <w:rFonts w:hint="eastAsia"/>
-        </w:rPr>
-        <w:t>：全量模型家族，从</w:t>
+        <w:t>wen：全量模型家族，从</w:t>
       </w:r>
       <w:r>
         <w:t>0.6B</w:t>
@@ -1287,23 +1113,14 @@
       </w:r>
     </w:p>
     <w:p>
-      <w:proofErr w:type="spellStart"/>
-      <w:r>
-        <w:rPr>
-          <w:rFonts w:hint="eastAsia"/>
-        </w:rPr>
-        <w:t>Doubao</w:t>
-      </w:r>
-      <w:proofErr w:type="spellEnd"/>
-      <w:r>
-        <w:rPr>
-          <w:rFonts w:hint="eastAsia"/>
-        </w:rPr>
-        <w:t>：日常聊天使用</w:t>
-      </w:r>
-    </w:p>
-    <w:p>
-      <w:proofErr w:type="spellStart"/>
+      <w:r>
+        <w:rPr>
+          <w:rFonts w:hint="eastAsia"/>
+        </w:rPr>
+        <w:t>Doubao：日常聊天使用</w:t>
+      </w:r>
+    </w:p>
+    <w:p>
       <w:r>
         <w:rPr>
           <w:rFonts w:hint="eastAsia"/>
@@ -1317,9 +1134,43 @@
         <w:rPr>
           <w:rFonts w:hint="eastAsia"/>
         </w:rPr>
-        <w:t>ax</w:t>
-      </w:r>
-      <w:proofErr w:type="spellEnd"/>
+        <w:t>ax：</w:t>
+      </w:r>
+      <w:r>
+        <w:t>…</w:t>
+      </w:r>
+    </w:p>
+    <w:p>
+      <w:r>
+        <w:rPr>
+          <w:rFonts w:hint="eastAsia"/>
+        </w:rPr>
+        <w:t>Mi</w:t>
+      </w:r>
+      <w:r>
+        <w:t>M</w:t>
+      </w:r>
+      <w:r>
+        <w:rPr>
+          <w:rFonts w:hint="eastAsia"/>
+        </w:rPr>
+        <w:t>o：</w:t>
+      </w:r>
+      <w:r>
+        <w:t>…</w:t>
+      </w:r>
+    </w:p>
+    <w:p/>
+    <w:p>
+      <w:r>
+        <w:t>- 选一个你感兴趣的中国Agent 产品，介绍它的能力（Trae、Qoder、DeepSeek Harness、WorkBuddy、ZCode、KiMi Code、Minimax Code）</w:t>
+      </w:r>
+    </w:p>
+    <w:p/>
+    <w:p>
+      <w:r>
+        <w:t>DeepSeek Harness</w:t>
+      </w:r>
       <w:r>
         <w:rPr>
           <w:rFonts w:hint="eastAsia"/>
@@ -1327,116 +1178,6 @@
         <w:t>：</w:t>
       </w:r>
       <w:r>
-        <w:t>…</w:t>
-      </w:r>
-    </w:p>
-    <w:p>
-      <w:pPr>
-        <w:rPr>
-          <w:rFonts w:hint="eastAsia"/>
-        </w:rPr>
-      </w:pPr>
-      <w:proofErr w:type="spellStart"/>
-      <w:r>
-        <w:rPr>
-          <w:rFonts w:hint="eastAsia"/>
-        </w:rPr>
-        <w:t>Mi</w:t>
-      </w:r>
-      <w:r>
-        <w:t>M</w:t>
-      </w:r>
-      <w:r>
-        <w:rPr>
-          <w:rFonts w:hint="eastAsia"/>
-        </w:rPr>
-        <w:t>o</w:t>
-      </w:r>
-      <w:proofErr w:type="spellEnd"/>
-      <w:r>
-        <w:rPr>
-          <w:rFonts w:hint="eastAsia"/>
-        </w:rPr>
-        <w:t>：</w:t>
-      </w:r>
-      <w:r>
-        <w:t>…</w:t>
-      </w:r>
-    </w:p>
-    <w:p>
-      <w:pPr>
-        <w:rPr>
-          <w:rFonts w:hint="eastAsia"/>
-        </w:rPr>
-      </w:pPr>
-    </w:p>
-    <w:p>
-      <w:r>
-        <w:t>- 选一个你感兴趣的中国Agent 产品，介绍它的能力（Trae、</w:t>
-      </w:r>
-      <w:proofErr w:type="spellStart"/>
-      <w:r>
-        <w:t>Qoder</w:t>
-      </w:r>
-      <w:proofErr w:type="spellEnd"/>
-      <w:r>
-        <w:t>、</w:t>
-      </w:r>
-      <w:proofErr w:type="spellStart"/>
-      <w:r>
-        <w:t>DeepSeek</w:t>
-      </w:r>
-      <w:proofErr w:type="spellEnd"/>
-      <w:r>
-        <w:t xml:space="preserve"> Harness、</w:t>
-      </w:r>
-      <w:proofErr w:type="spellStart"/>
-      <w:r>
-        <w:t>WorkBuddy</w:t>
-      </w:r>
-      <w:proofErr w:type="spellEnd"/>
-      <w:r>
-        <w:t>、</w:t>
-      </w:r>
-      <w:proofErr w:type="spellStart"/>
-      <w:r>
-        <w:t>ZCode</w:t>
-      </w:r>
-      <w:proofErr w:type="spellEnd"/>
-      <w:r>
-        <w:t>、</w:t>
-      </w:r>
-      <w:proofErr w:type="spellStart"/>
-      <w:r>
-        <w:t>KiMi</w:t>
-      </w:r>
-      <w:proofErr w:type="spellEnd"/>
-      <w:r>
-        <w:t xml:space="preserve"> Code、Minimax Code）</w:t>
-      </w:r>
-    </w:p>
-    <w:p/>
-    <w:p>
-      <w:pPr>
-        <w:rPr>
-          <w:rFonts w:hint="eastAsia"/>
-        </w:rPr>
-      </w:pPr>
-      <w:proofErr w:type="spellStart"/>
-      <w:r>
-        <w:t>DeepSeek</w:t>
-      </w:r>
-      <w:proofErr w:type="spellEnd"/>
-      <w:r>
-        <w:t xml:space="preserve"> Harness</w:t>
-      </w:r>
-      <w:r>
-        <w:rPr>
-          <w:rFonts w:hint="eastAsia"/>
-        </w:rPr>
-        <w:t>：</w:t>
-      </w:r>
-      <w:r>
         <w:rPr>
           <w:rFonts w:hint="eastAsia"/>
         </w:rPr>
@@ -1464,13 +1205,7 @@
         <w:t>。</w:t>
       </w:r>
     </w:p>
-    <w:p>
-      <w:pPr>
-        <w:rPr>
-          <w:rFonts w:hint="eastAsia"/>
-        </w:rPr>
-      </w:pPr>
-    </w:p>
+    <w:p/>
     <w:p>
       <w:pPr>
         <w:rPr>
@@ -1540,11 +1275,6 @@
       </w:r>
     </w:p>
     <w:p>
-      <w:pPr>
-        <w:rPr>
-          <w:rFonts w:hint="eastAsia"/>
-        </w:rPr>
-      </w:pPr>
       <w:r>
         <w:t>API Key 是一串由随机字母和数字组成的私密字符串</w:t>
       </w:r>
@@ -1561,13 +1291,7 @@
         <w:t>云端服务器通过它核对这个请求是不是合法的注册用户发出的。</w:t>
       </w:r>
     </w:p>
-    <w:p>
-      <w:pPr>
-        <w:rPr>
-          <w:rFonts w:hint="eastAsia"/>
-        </w:rPr>
-      </w:pPr>
-    </w:p>
+    <w:p/>
     <w:p>
       <w:r>
         <w:t>- 网页或桌面端订阅、API 按量付费与 Coding Plan 有什么区别？</w:t>
@@ -1635,11 +1359,6 @@
       </w:r>
     </w:p>
     <w:p>
-      <w:pPr>
-        <w:rPr>
-          <w:rFonts w:hint="eastAsia"/>
-        </w:rPr>
-      </w:pPr>
       <w:r>
         <w:rPr>
           <w:rFonts w:hint="eastAsia"/>
@@ -1676,13 +1395,7 @@
         <w:t>编程使用，价格极低。</w:t>
       </w:r>
     </w:p>
-    <w:p>
-      <w:pPr>
-        <w:rPr>
-          <w:rFonts w:hint="eastAsia"/>
-        </w:rPr>
-      </w:pPr>
-    </w:p>
+    <w:p/>
     <w:p>
       <w:r>
         <w:t>- 选择一家服务商，查阅其官方说明，介绍套餐支持哪些工具、如何计算额度。</w:t>
@@ -1690,7 +1403,6 @@
     </w:p>
     <w:p/>
     <w:p>
-      <w:proofErr w:type="spellStart"/>
       <w:r>
         <w:rPr>
           <w:rFonts w:hint="eastAsia"/>
@@ -1698,11 +1410,7 @@
         <w:t>Open</w:t>
       </w:r>
       <w:r>
-        <w:t>AI</w:t>
-      </w:r>
-      <w:proofErr w:type="spellEnd"/>
-      <w:r>
-        <w:t>:</w:t>
+        <w:t>AI:</w:t>
       </w:r>
       <w:r>
         <w:br/>
@@ -1797,11 +1505,6 @@
     </w:p>
     <w:p/>
     <w:p>
-      <w:pPr>
-        <w:rPr>
-          <w:rFonts w:hint="eastAsia"/>
-        </w:rPr>
-      </w:pPr>
       <w:r>
         <w:rPr>
           <w:rStyle w:val="a4"/>
